--- a/Шаблоны/Общий шаблон листа требований.docx
+++ b/Шаблоны/Общий шаблон листа требований.docx
@@ -605,8 +605,30 @@
         <w:rPr>
           <w:lang w:eastAsia="ru-RU"/>
         </w:rPr>
-        <w:t>Описание процесса as is</w:t>
+        <w:t xml:space="preserve">Описание процесса </w:t>
       </w:r>
+      <w:proofErr w:type="spellStart"/>
+      <w:r>
+        <w:rPr>
+          <w:lang w:eastAsia="ru-RU"/>
+        </w:rPr>
+        <w:t>as</w:t>
+      </w:r>
+      <w:proofErr w:type="spellEnd"/>
+      <w:r>
+        <w:rPr>
+          <w:lang w:eastAsia="ru-RU"/>
+        </w:rPr>
+        <w:t xml:space="preserve"> </w:t>
+      </w:r>
+      <w:proofErr w:type="spellStart"/>
+      <w:r>
+        <w:rPr>
+          <w:lang w:eastAsia="ru-RU"/>
+        </w:rPr>
+        <w:t>is</w:t>
+      </w:r>
+      <w:proofErr w:type="spellEnd"/>
     </w:p>
     <w:p>
       <w:pPr>
@@ -672,8 +694,30 @@
         <w:rPr>
           <w:lang w:eastAsia="ru-RU"/>
         </w:rPr>
-        <w:t>Описание процесса to be</w:t>
+        <w:t xml:space="preserve">Описание процесса </w:t>
       </w:r>
+      <w:proofErr w:type="spellStart"/>
+      <w:r>
+        <w:rPr>
+          <w:lang w:eastAsia="ru-RU"/>
+        </w:rPr>
+        <w:t>to</w:t>
+      </w:r>
+      <w:proofErr w:type="spellEnd"/>
+      <w:r>
+        <w:rPr>
+          <w:lang w:eastAsia="ru-RU"/>
+        </w:rPr>
+        <w:t xml:space="preserve"> </w:t>
+      </w:r>
+      <w:proofErr w:type="spellStart"/>
+      <w:r>
+        <w:rPr>
+          <w:lang w:eastAsia="ru-RU"/>
+        </w:rPr>
+        <w:t>be</w:t>
+      </w:r>
+      <w:proofErr w:type="spellEnd"/>
     </w:p>
     <w:p>
       <w:pPr>
@@ -699,6 +743,7 @@
         <w:rPr>
           <w:lang w:eastAsia="ru-RU"/>
         </w:rPr>
+        <w:lastRenderedPageBreak/>
         <w:t>1. [Действие пользователя или системы после доработки.]</w:t>
       </w:r>
     </w:p>
@@ -1208,12 +1253,8 @@
       </w:pPr>
     </w:p>
     <w:sectPr>
-      <w:headerReference w:type="even" r:id="rId7"/>
-      <w:headerReference w:type="default" r:id="rId8"/>
-      <w:footerReference w:type="even" r:id="rId9"/>
-      <w:footerReference w:type="default" r:id="rId10"/>
-      <w:headerReference w:type="first" r:id="rId11"/>
-      <w:footerReference w:type="first" r:id="rId12"/>
+      <w:headerReference w:type="default" r:id="rId7"/>
+      <w:footerReference w:type="default" r:id="rId8"/>
       <w:pgSz w:w="11906" w:h="16838"/>
       <w:pgMar w:top="1134" w:right="851" w:bottom="1134" w:left="1418" w:header="426" w:footer="709" w:gutter="0"/>
       <w:cols w:space="708"/>
@@ -1243,16 +1284,6 @@
 </file>
 
 <file path=word/footer1.xml><?xml version="1.0" encoding="utf-8"?>
-<w:ftr xmlns:wpc="http://schemas.microsoft.com/office/word/2010/wordprocessingCanvas" xmlns:cx="http://schemas.microsoft.com/office/drawing/2014/chartex" xmlns:cx1="http://schemas.microsoft.com/office/drawing/2015/9/8/chartex" xmlns:cx2="http://schemas.microsoft.com/office/drawing/2015/10/21/chartex" xmlns:cx3="http://schemas.microsoft.com/office/drawing/2016/5/9/chartex" xmlns:cx4="http://schemas.microsoft.com/office/drawing/2016/5/10/chartex" xmlns:cx5="http://schemas.microsoft.com/office/drawing/2016/5/11/chartex" xmlns:cx6="http://schemas.microsoft.com/office/drawing/2016/5/12/chartex" xmlns:cx7="http://schemas.microsoft.com/office/drawing/2016/5/13/chartex" xmlns:cx8="http://schemas.microsoft.com/office/drawing/2016/5/14/chartex" xmlns:mc="http://schemas.openxmlformats.org/markup-compatibility/2006" xmlns:aink="http://schemas.microsoft.com/office/drawing/2016/ink" xmlns:am3d="http://schemas.microsoft.com/office/drawing/2017/model3d" xmlns:o="urn:schemas-microsoft-com:office:office" xmlns:r="http://schemas.openxmlformats.org/officeDocument/2006/relationships" xmlns:m="http://schemas.openxmlformats.org/officeDocument/2006/math" xmlns:v="urn:schemas-microsoft-com:vml" xmlns:wp14="http://schemas.microsoft.com/office/word/2010/wordprocessingDrawing" xmlns:wp="http://schemas.openxmlformats.org/drawingml/2006/wordprocessingDrawing" xmlns:w10="urn:schemas-microsoft-com:office:word" xmlns:w="http://schemas.openxmlformats.org/wordprocessingml/2006/main" xmlns:w14="http://schemas.microsoft.com/office/word/2010/wordml" xmlns:w15="http://schemas.microsoft.com/office/word/2012/wordml" xmlns:w16cex="http://schemas.microsoft.com/office/word/2018/wordml/cex" xmlns:w16cid="http://schemas.microsoft.com/office/word/2016/wordml/cid" xmlns:w16="http://schemas.microsoft.com/office/word/2018/wordml" xmlns:w16sdtdh="http://schemas.microsoft.com/office/word/2020/wordml/sdtdatahash" xmlns:w16se="http://schemas.microsoft.com/office/word/2015/wordml/symex" xmlns:wpg="http://schemas.microsoft.com/office/word/2010/wordprocessingGroup" xmlns:wpi="http://schemas.microsoft.com/office/word/2010/wordprocessingInk" xmlns:wne="http://schemas.microsoft.com/office/word/2006/wordml" xmlns:wps="http://schemas.microsoft.com/office/word/2010/wordprocessingShape" mc:Ignorable="w14 w15 w16se w16cid w16 w16cex w16sdtdh wp14">
-  <w:p>
-    <w:pPr>
-      <w:pStyle w:val="ac"/>
-    </w:pPr>
-  </w:p>
-</w:ftr>
-</file>
-
-<file path=word/footer2.xml><?xml version="1.0" encoding="utf-8"?>
 <w:ftr xmlns:wpc="http://schemas.microsoft.com/office/word/2010/wordprocessingCanvas" xmlns:cx="http://schemas.microsoft.com/office/drawing/2014/chartex" xmlns:cx1="http://schemas.microsoft.com/office/drawing/2015/9/8/chartex" xmlns:cx2="http://schemas.microsoft.com/office/drawing/2015/10/21/chartex" xmlns:cx3="http://schemas.microsoft.com/office/drawing/2016/5/9/chartex" xmlns:cx4="http://schemas.microsoft.com/office/drawing/2016/5/10/chartex" xmlns:cx5="http://schemas.microsoft.com/office/drawing/2016/5/11/chartex" xmlns:cx6="http://schemas.microsoft.com/office/drawing/2016/5/12/chartex" xmlns:cx7="http://schemas.microsoft.com/office/drawing/2016/5/13/chartex" xmlns:cx8="http://schemas.microsoft.com/office/drawing/2016/5/14/chartex" xmlns:mc="http://schemas.openxmlformats.org/markup-compatibility/2006" xmlns:aink="http://schemas.microsoft.com/office/drawing/2016/ink" xmlns:am3d="http://schemas.microsoft.com/office/drawing/2017/model3d" xmlns:o="urn:schemas-microsoft-com:office:office" xmlns:r="http://schemas.openxmlformats.org/officeDocument/2006/relationships" xmlns:m="http://schemas.openxmlformats.org/officeDocument/2006/math" xmlns:v="urn:schemas-microsoft-com:vml" xmlns:wp14="http://schemas.microsoft.com/office/word/2010/wordprocessingDrawing" xmlns:wp="http://schemas.openxmlformats.org/drawingml/2006/wordprocessingDrawing" xmlns:w10="urn:schemas-microsoft-com:office:word" xmlns:w="http://schemas.openxmlformats.org/wordprocessingml/2006/main" xmlns:w14="http://schemas.microsoft.com/office/word/2010/wordml" xmlns:w15="http://schemas.microsoft.com/office/word/2012/wordml" xmlns:w16cex="http://schemas.microsoft.com/office/word/2018/wordml/cex" xmlns:w16cid="http://schemas.microsoft.com/office/word/2016/wordml/cid" xmlns:w16="http://schemas.microsoft.com/office/word/2018/wordml" xmlns:w16sdtdh="http://schemas.microsoft.com/office/word/2020/wordml/sdtdatahash" xmlns:w16se="http://schemas.microsoft.com/office/word/2015/wordml/symex" xmlns:wpg="http://schemas.microsoft.com/office/word/2010/wordprocessingGroup" xmlns:wpi="http://schemas.microsoft.com/office/word/2010/wordprocessingInk" xmlns:wne="http://schemas.microsoft.com/office/word/2006/wordml" xmlns:wps="http://schemas.microsoft.com/office/word/2010/wordprocessingShape" mc:Ignorable="w14 w15 w16se w16cid w16 w16cex w16sdtdh wp14">
   <w:tbl>
     <w:tblPr>
@@ -1299,15 +1330,7 @@
                   <w:sz w:val="24"/>
                   <w:szCs w:val="24"/>
                 </w:rPr>
-                <w:t xml:space="preserve">Лист требований </w:t>
-              </w:r>
-              <w:r>
-                <w:rPr>
-                  <w:rFonts w:cstheme="minorHAnsi"/>
-                  <w:sz w:val="24"/>
-                  <w:szCs w:val="24"/>
-                </w:rPr>
-                <w:t>[Наименование задачи]</w:t>
+                <w:t>Лист требований</w:t>
               </w:r>
             </w:p>
           </w:tc>
@@ -1338,27 +1361,27 @@
               <w:r>
                 <w:t xml:space="preserve"> из </w:t>
               </w:r>
-              <w:fldSimple w:instr=" NUMPAGES   \* MERGEFORMAT ">
-                <w:r>
-                  <w:t>10</w:t>
-                </w:r>
-              </w:fldSimple>
+              <w:r>
+                <w:fldChar w:fldCharType="begin"/>
+              </w:r>
+              <w:r>
+                <w:instrText xml:space="preserve"> NUMPAGES   \* MERGEFORMAT </w:instrText>
+              </w:r>
+              <w:r>
+                <w:fldChar w:fldCharType="separate"/>
+              </w:r>
+              <w:r>
+                <w:t>10</w:t>
+              </w:r>
+              <w:r>
+                <w:fldChar w:fldCharType="end"/>
+              </w:r>
             </w:p>
           </w:tc>
         </w:tr>
       </w:sdtContent>
     </w:sdt>
   </w:tbl>
-  <w:p>
-    <w:pPr>
-      <w:pStyle w:val="ac"/>
-    </w:pPr>
-  </w:p>
-</w:ftr>
-</file>
-
-<file path=word/footer3.xml><?xml version="1.0" encoding="utf-8"?>
-<w:ftr xmlns:wpc="http://schemas.microsoft.com/office/word/2010/wordprocessingCanvas" xmlns:cx="http://schemas.microsoft.com/office/drawing/2014/chartex" xmlns:cx1="http://schemas.microsoft.com/office/drawing/2015/9/8/chartex" xmlns:cx2="http://schemas.microsoft.com/office/drawing/2015/10/21/chartex" xmlns:cx3="http://schemas.microsoft.com/office/drawing/2016/5/9/chartex" xmlns:cx4="http://schemas.microsoft.com/office/drawing/2016/5/10/chartex" xmlns:cx5="http://schemas.microsoft.com/office/drawing/2016/5/11/chartex" xmlns:cx6="http://schemas.microsoft.com/office/drawing/2016/5/12/chartex" xmlns:cx7="http://schemas.microsoft.com/office/drawing/2016/5/13/chartex" xmlns:cx8="http://schemas.microsoft.com/office/drawing/2016/5/14/chartex" xmlns:mc="http://schemas.openxmlformats.org/markup-compatibility/2006" xmlns:aink="http://schemas.microsoft.com/office/drawing/2016/ink" xmlns:am3d="http://schemas.microsoft.com/office/drawing/2017/model3d" xmlns:o="urn:schemas-microsoft-com:office:office" xmlns:r="http://schemas.openxmlformats.org/officeDocument/2006/relationships" xmlns:m="http://schemas.openxmlformats.org/officeDocument/2006/math" xmlns:v="urn:schemas-microsoft-com:vml" xmlns:wp14="http://schemas.microsoft.com/office/word/2010/wordprocessingDrawing" xmlns:wp="http://schemas.openxmlformats.org/drawingml/2006/wordprocessingDrawing" xmlns:w10="urn:schemas-microsoft-com:office:word" xmlns:w="http://schemas.openxmlformats.org/wordprocessingml/2006/main" xmlns:w14="http://schemas.microsoft.com/office/word/2010/wordml" xmlns:w15="http://schemas.microsoft.com/office/word/2012/wordml" xmlns:w16cex="http://schemas.microsoft.com/office/word/2018/wordml/cex" xmlns:w16cid="http://schemas.microsoft.com/office/word/2016/wordml/cid" xmlns:w16="http://schemas.microsoft.com/office/word/2018/wordml" xmlns:w16sdtdh="http://schemas.microsoft.com/office/word/2020/wordml/sdtdatahash" xmlns:w16se="http://schemas.microsoft.com/office/word/2015/wordml/symex" xmlns:wpg="http://schemas.microsoft.com/office/word/2010/wordprocessingGroup" xmlns:wpi="http://schemas.microsoft.com/office/word/2010/wordprocessingInk" xmlns:wne="http://schemas.microsoft.com/office/word/2006/wordml" xmlns:wps="http://schemas.microsoft.com/office/word/2010/wordprocessingShape" mc:Ignorable="w14 w15 w16se w16cid w16 w16cex w16sdtdh wp14">
   <w:p>
     <w:pPr>
       <w:pStyle w:val="ac"/>
@@ -1387,16 +1410,6 @@
 </file>
 
 <file path=word/header1.xml><?xml version="1.0" encoding="utf-8"?>
-<w:hdr xmlns:wpc="http://schemas.microsoft.com/office/word/2010/wordprocessingCanvas" xmlns:cx="http://schemas.microsoft.com/office/drawing/2014/chartex" xmlns:cx1="http://schemas.microsoft.com/office/drawing/2015/9/8/chartex" xmlns:cx2="http://schemas.microsoft.com/office/drawing/2015/10/21/chartex" xmlns:cx3="http://schemas.microsoft.com/office/drawing/2016/5/9/chartex" xmlns:cx4="http://schemas.microsoft.com/office/drawing/2016/5/10/chartex" xmlns:cx5="http://schemas.microsoft.com/office/drawing/2016/5/11/chartex" xmlns:cx6="http://schemas.microsoft.com/office/drawing/2016/5/12/chartex" xmlns:cx7="http://schemas.microsoft.com/office/drawing/2016/5/13/chartex" xmlns:cx8="http://schemas.microsoft.com/office/drawing/2016/5/14/chartex" xmlns:mc="http://schemas.openxmlformats.org/markup-compatibility/2006" xmlns:aink="http://schemas.microsoft.com/office/drawing/2016/ink" xmlns:am3d="http://schemas.microsoft.com/office/drawing/2017/model3d" xmlns:o="urn:schemas-microsoft-com:office:office" xmlns:r="http://schemas.openxmlformats.org/officeDocument/2006/relationships" xmlns:m="http://schemas.openxmlformats.org/officeDocument/2006/math" xmlns:v="urn:schemas-microsoft-com:vml" xmlns:wp14="http://schemas.microsoft.com/office/word/2010/wordprocessingDrawing" xmlns:wp="http://schemas.openxmlformats.org/drawingml/2006/wordprocessingDrawing" xmlns:w10="urn:schemas-microsoft-com:office:word" xmlns:w="http://schemas.openxmlformats.org/wordprocessingml/2006/main" xmlns:w14="http://schemas.microsoft.com/office/word/2010/wordml" xmlns:w15="http://schemas.microsoft.com/office/word/2012/wordml" xmlns:w16cex="http://schemas.microsoft.com/office/word/2018/wordml/cex" xmlns:w16cid="http://schemas.microsoft.com/office/word/2016/wordml/cid" xmlns:w16="http://schemas.microsoft.com/office/word/2018/wordml" xmlns:w16sdtdh="http://schemas.microsoft.com/office/word/2020/wordml/sdtdatahash" xmlns:w16se="http://schemas.microsoft.com/office/word/2015/wordml/symex" xmlns:wpg="http://schemas.microsoft.com/office/word/2010/wordprocessingGroup" xmlns:wpi="http://schemas.microsoft.com/office/word/2010/wordprocessingInk" xmlns:wne="http://schemas.microsoft.com/office/word/2006/wordml" xmlns:wps="http://schemas.microsoft.com/office/word/2010/wordprocessingShape" mc:Ignorable="w14 w15 w16se w16cid w16 w16cex w16sdtdh wp14">
-  <w:p>
-    <w:pPr>
-      <w:pStyle w:val="aa"/>
-    </w:pPr>
-  </w:p>
-</w:hdr>
-</file>
-
-<file path=word/header2.xml><?xml version="1.0" encoding="utf-8"?>
 <w:hdr xmlns:wpc="http://schemas.microsoft.com/office/word/2010/wordprocessingCanvas" xmlns:cx="http://schemas.microsoft.com/office/drawing/2014/chartex" xmlns:cx1="http://schemas.microsoft.com/office/drawing/2015/9/8/chartex" xmlns:cx2="http://schemas.microsoft.com/office/drawing/2015/10/21/chartex" xmlns:cx3="http://schemas.microsoft.com/office/drawing/2016/5/9/chartex" xmlns:cx4="http://schemas.microsoft.com/office/drawing/2016/5/10/chartex" xmlns:cx5="http://schemas.microsoft.com/office/drawing/2016/5/11/chartex" xmlns:cx6="http://schemas.microsoft.com/office/drawing/2016/5/12/chartex" xmlns:cx7="http://schemas.microsoft.com/office/drawing/2016/5/13/chartex" xmlns:cx8="http://schemas.microsoft.com/office/drawing/2016/5/14/chartex" xmlns:mc="http://schemas.openxmlformats.org/markup-compatibility/2006" xmlns:aink="http://schemas.microsoft.com/office/drawing/2016/ink" xmlns:am3d="http://schemas.microsoft.com/office/drawing/2017/model3d" xmlns:o="urn:schemas-microsoft-com:office:office" xmlns:r="http://schemas.openxmlformats.org/officeDocument/2006/relationships" xmlns:m="http://schemas.openxmlformats.org/officeDocument/2006/math" xmlns:v="urn:schemas-microsoft-com:vml" xmlns:wp14="http://schemas.microsoft.com/office/word/2010/wordprocessingDrawing" xmlns:wp="http://schemas.openxmlformats.org/drawingml/2006/wordprocessingDrawing" xmlns:w10="urn:schemas-microsoft-com:office:word" xmlns:w="http://schemas.openxmlformats.org/wordprocessingml/2006/main" xmlns:w14="http://schemas.microsoft.com/office/word/2010/wordml" xmlns:w15="http://schemas.microsoft.com/office/word/2012/wordml" xmlns:w16cex="http://schemas.microsoft.com/office/word/2018/wordml/cex" xmlns:w16cid="http://schemas.microsoft.com/office/word/2016/wordml/cid" xmlns:w16="http://schemas.microsoft.com/office/word/2018/wordml" xmlns:w16sdtdh="http://schemas.microsoft.com/office/word/2020/wordml/sdtdatahash" xmlns:w16se="http://schemas.microsoft.com/office/word/2015/wordml/symex" xmlns:wpg="http://schemas.microsoft.com/office/word/2010/wordprocessingGroup" xmlns:wpi="http://schemas.microsoft.com/office/word/2010/wordprocessingInk" xmlns:wne="http://schemas.microsoft.com/office/word/2006/wordml" xmlns:wps="http://schemas.microsoft.com/office/word/2010/wordprocessingShape" mc:Ignorable="w14 w15 w16se w16cid w16 w16cex w16sdtdh wp14">
   <w:tbl>
     <w:tblPr>
@@ -1503,47 +1516,10 @@
               <w:szCs w:val="24"/>
             </w:rPr>
           </w:pPr>
-          <w:r>
-            <w:rPr>
-              <w:rFonts w:ascii="Calibri" w:hAnsi="Calibri" w:cs="Calibri"/>
-              <w:sz w:val="24"/>
-              <w:szCs w:val="24"/>
-            </w:rPr>
-            <w:t xml:space="preserve">    </w:t>
-          </w:r>
-          <w:r>
-            <w:rPr>
-              <w:rFonts w:ascii="Calibri" w:hAnsi="Calibri" w:cs="Calibri"/>
-              <w:sz w:val="24"/>
-              <w:szCs w:val="24"/>
-            </w:rPr>
-            <w:t>ИП</w:t>
-          </w:r>
-          <w:r>
-            <w:t xml:space="preserve"> </w:t>
-          </w:r>
-          <w:r>
-            <w:rPr>
-              <w:rFonts w:ascii="Calibri" w:hAnsi="Calibri" w:cs="Calibri"/>
-              <w:sz w:val="24"/>
-              <w:szCs w:val="24"/>
-            </w:rPr>
-            <w:t>Агарков Дмитрий Владимирович</w:t>
-          </w:r>
         </w:p>
       </w:tc>
     </w:tr>
   </w:tbl>
-  <w:p>
-    <w:pPr>
-      <w:pStyle w:val="aa"/>
-    </w:pPr>
-  </w:p>
-</w:hdr>
-</file>
-
-<file path=word/header3.xml><?xml version="1.0" encoding="utf-8"?>
-<w:hdr xmlns:wpc="http://schemas.microsoft.com/office/word/2010/wordprocessingCanvas" xmlns:cx="http://schemas.microsoft.com/office/drawing/2014/chartex" xmlns:cx1="http://schemas.microsoft.com/office/drawing/2015/9/8/chartex" xmlns:cx2="http://schemas.microsoft.com/office/drawing/2015/10/21/chartex" xmlns:cx3="http://schemas.microsoft.com/office/drawing/2016/5/9/chartex" xmlns:cx4="http://schemas.microsoft.com/office/drawing/2016/5/10/chartex" xmlns:cx5="http://schemas.microsoft.com/office/drawing/2016/5/11/chartex" xmlns:cx6="http://schemas.microsoft.com/office/drawing/2016/5/12/chartex" xmlns:cx7="http://schemas.microsoft.com/office/drawing/2016/5/13/chartex" xmlns:cx8="http://schemas.microsoft.com/office/drawing/2016/5/14/chartex" xmlns:mc="http://schemas.openxmlformats.org/markup-compatibility/2006" xmlns:aink="http://schemas.microsoft.com/office/drawing/2016/ink" xmlns:am3d="http://schemas.microsoft.com/office/drawing/2017/model3d" xmlns:o="urn:schemas-microsoft-com:office:office" xmlns:r="http://schemas.openxmlformats.org/officeDocument/2006/relationships" xmlns:m="http://schemas.openxmlformats.org/officeDocument/2006/math" xmlns:v="urn:schemas-microsoft-com:vml" xmlns:wp14="http://schemas.microsoft.com/office/word/2010/wordprocessingDrawing" xmlns:wp="http://schemas.openxmlformats.org/drawingml/2006/wordprocessingDrawing" xmlns:w10="urn:schemas-microsoft-com:office:word" xmlns:w="http://schemas.openxmlformats.org/wordprocessingml/2006/main" xmlns:w14="http://schemas.microsoft.com/office/word/2010/wordml" xmlns:w15="http://schemas.microsoft.com/office/word/2012/wordml" xmlns:w16cex="http://schemas.microsoft.com/office/word/2018/wordml/cex" xmlns:w16cid="http://schemas.microsoft.com/office/word/2016/wordml/cid" xmlns:w16="http://schemas.microsoft.com/office/word/2018/wordml" xmlns:w16sdtdh="http://schemas.microsoft.com/office/word/2020/wordml/sdtdatahash" xmlns:w16se="http://schemas.microsoft.com/office/word/2015/wordml/symex" xmlns:wpg="http://schemas.microsoft.com/office/word/2010/wordprocessingGroup" xmlns:wpi="http://schemas.microsoft.com/office/word/2010/wordprocessingInk" xmlns:wne="http://schemas.microsoft.com/office/word/2006/wordml" xmlns:wps="http://schemas.microsoft.com/office/word/2010/wordprocessingShape" mc:Ignorable="w14 w15 w16se w16cid w16 w16cex w16sdtdh wp14">
   <w:p>
     <w:pPr>
       <w:pStyle w:val="aa"/>

--- a/Шаблоны/Общий шаблон листа требований.docx
+++ b/Шаблоны/Общий шаблон листа требований.docx
@@ -1245,13 +1245,6 @@
         </w:rPr>
       </w:pPr>
     </w:p>
-    <w:p>
-      <w:pPr>
-        <w:rPr>
-          <w:lang w:eastAsia="ru-RU"/>
-        </w:rPr>
-      </w:pPr>
-    </w:p>
     <w:sectPr>
       <w:headerReference w:type="default" r:id="rId7"/>
       <w:footerReference w:type="default" r:id="rId8"/>
@@ -1361,21 +1354,11 @@
               <w:r>
                 <w:t xml:space="preserve"> из </w:t>
               </w:r>
-              <w:r>
-                <w:fldChar w:fldCharType="begin"/>
-              </w:r>
-              <w:r>
-                <w:instrText xml:space="preserve"> NUMPAGES   \* MERGEFORMAT </w:instrText>
-              </w:r>
-              <w:r>
-                <w:fldChar w:fldCharType="separate"/>
-              </w:r>
-              <w:r>
-                <w:t>10</w:t>
-              </w:r>
-              <w:r>
-                <w:fldChar w:fldCharType="end"/>
-              </w:r>
+              <w:fldSimple w:instr=" NUMPAGES   \* MERGEFORMAT ">
+                <w:r>
+                  <w:t>10</w:t>
+                </w:r>
+              </w:fldSimple>
             </w:p>
           </w:tc>
         </w:tr>
